--- a/workshop-site/labs/Lab 02 - Instructor Notes.docx
+++ b/workshop-site/labs/Lab 02 - Instructor Notes.docx
@@ -12,7 +12,7 @@
           <w:color w:val="1F4E79"/>
           <w:sz w:val="40"/>
         </w:rPr>
-        <w:t>Lab 2 — Instructor Notes</w:t>
+        <w:t>Lab 2: Instructor Notes</w:t>
       </w:r>
     </w:p>
     <w:p>
@@ -249,7 +249,7 @@
           <w:color w:val="1F4E79"/>
           <w:sz w:val="28"/>
         </w:rPr>
-        <w:t>The arc of this lab — what to establish verbally before Part 1</w:t>
+        <w:t>The arc of this lab: what to establish verbally before Part 1</w:t>
       </w:r>
     </w:p>
     <w:p>
@@ -294,7 +294,7 @@
           <w:color w:val="1F4E79"/>
           <w:sz w:val="28"/>
         </w:rPr>
-        <w:t>Part 1 — Open your Golden Record in the App Builder (3 min)</w:t>
+        <w:t>Part 1: Open your Golden Record in the App Builder (3 min)</w:t>
       </w:r>
     </w:p>
     <w:p>
@@ -323,7 +323,7 @@
           <w:b/>
           <w:color w:val="C0392B"/>
         </w:rPr>
-        <w:t>Common error: Participant opens a seeded Case (Subject starts with 'Seed:') instead of their Golden Case. Fix: close that case, return to the Cases list, click the Golden Case (Subject = Golden Record: Workshop reference case). Lab 2's Dynamic Forms visibility rules target NYCT Record Type, which only the Golden Case has — the seed Cases are Master Record Type.</w:t>
+        <w:t>Common error: Participant opens a seeded Case (Subject starts with 'Seed:') instead of their Golden Case. Fix: close that case, return to the Cases list, click the Golden Case (Subject = Golden Record: Workshop reference case). Lab 2's Dynamic Forms visibility rules target NYCT Record Type, which only the Golden Case has. The seed Cases are Master Record Type.</w:t>
       </w:r>
       <w:r/>
     </w:p>
@@ -337,7 +337,7 @@
           <w:color w:val="1F4E79"/>
           <w:sz w:val="28"/>
         </w:rPr>
-        <w:t>Part 2 — Add a visibility rule and test via Record Type switch (12 min)</w:t>
+        <w:t>Part 2: Add a visibility rule and test via Record Type switch (12 min)</w:t>
       </w:r>
     </w:p>
     <w:p>
@@ -510,7 +510,7 @@
           <w:color w:val="1F4E79"/>
           <w:sz w:val="28"/>
         </w:rPr>
-        <w:t>Part 3 — Create an Other related cases tab and add a Related List - Single component (15 min)</w:t>
+        <w:t>Part 3: Create an Other related cases tab and add a Related List - Single component (15 min)</w:t>
       </w:r>
     </w:p>
     <w:p>
@@ -664,7 +664,7 @@
           <w:color w:val="1F4E79"/>
           <w:sz w:val="28"/>
         </w:rPr>
-        <w:t>After Lab 02 — before Lab 03</w:t>
+        <w:t>After Lab 02: before Lab 03</w:t>
       </w:r>
     </w:p>
     <w:p>
@@ -695,7 +695,7 @@
           <w:color w:val="1F4E79"/>
           <w:sz w:val="28"/>
         </w:rPr>
-        <w:t>Teaching register — Tim's reminder to self</w:t>
+        <w:t>Teaching register: Tim's reminder to self</w:t>
       </w:r>
     </w:p>
     <w:p>
